--- a/manual_web_ui.docx
+++ b/manual_web_ui.docx
@@ -1541,7 +1541,7 @@
               </w:rPr>
               <w:t>フォルダ名は「1234567_商品名」のように先頭が数字であること。</w:t>
               <w:br/>
-              <w:t>画像は名前順に並べて、1枚目=正面、8枚目=裏蓋、10〜14枚目=コメントシール（＃稼働品等・異常・針数カード、あれば・最大5枚）。</w:t>
+              <w:t>画像は名前順に並べて、1枚目=正面、9枚目=裏蓋、10〜14枚目=コメントシール（＃稼働品等・異常・針数カード、あれば・最大5枚）。</w:t>
               <w:br/>
               <w:t>詳しくはCLI版マニュアル「3.1 画像フォルダの準備」を参照してください。</w:t>
             </w:r>

--- a/manual_web_ui.docx
+++ b/manual_web_ui.docx
@@ -1543,7 +1543,7 @@
               <w:br/>
               <w:t>画像は名前順に並べて、1枚目=正面、9枚目=裏蓋、10〜14枚目=コメントシール（＃稼働品等・異常・針数カード、あれば・最大5枚）。</w:t>
               <w:br/>
-              <w:t>詳しくはCLI版マニュアル「3.1 画像フォルダの準備」を参照してください。</w:t>
+              <w:t>9枚目が無い商品は、処理ステータスに「裏蓋エラー（9枚目なし）」と表示されます。詳しくはCLI版マニュアル「3.1 画像フォルダの準備」を参照してください。</w:t>
             </w:r>
           </w:p>
         </w:tc>
